--- a/examples/clustering/advanced-views/doc/14-graph-louvain.docx
+++ b/examples/clustering/advanced-views/doc/14-graph-louvain.docx
@@ -256,7 +256,7 @@
         <w:rPr>
           <w:rStyle w:val="VerbatimChar"/>
         </w:rPr>
-        <w:t xml:space="preserve">## IGRAPH 1c8bca8 U--- 20 28 -- Erdos-Renyi (gnp) graph</w:t>
+        <w:t xml:space="preserve">## IGRAPH 7c53926 U--- 20 28 -- Erdos-Renyi (gnp) graph</w:t>
       </w:r>
       <w:r>
         <w:br/>
@@ -274,7 +274,7 @@
         <w:rPr>
           <w:rStyle w:val="VerbatimChar"/>
         </w:rPr>
-        <w:t xml:space="preserve">## + edges from 1c8bca8:</w:t>
+        <w:t xml:space="preserve">## + edges from 7c53926:</w:t>
       </w:r>
       <w:r>
         <w:br/>

--- a/examples/clustering/advanced-views/doc/14-graph-louvain.docx
+++ b/examples/clustering/advanced-views/doc/14-graph-louvain.docx
@@ -256,7 +256,7 @@
         <w:rPr>
           <w:rStyle w:val="VerbatimChar"/>
         </w:rPr>
-        <w:t xml:space="preserve">## IGRAPH 7c53926 U--- 20 28 -- Erdos-Renyi (gnp) graph</w:t>
+        <w:t xml:space="preserve">## IGRAPH 90e5c8f U--- 20 28 -- Erdos-Renyi (gnp) graph</w:t>
       </w:r>
       <w:r>
         <w:br/>
@@ -274,7 +274,7 @@
         <w:rPr>
           <w:rStyle w:val="VerbatimChar"/>
         </w:rPr>
-        <w:t xml:space="preserve">## + edges from 7c53926:</w:t>
+        <w:t xml:space="preserve">## + edges from 90e5c8f:</w:t>
       </w:r>
       <w:r>
         <w:br/>
